--- a/features_extraction.docx
+++ b/features_extraction.docx
@@ -168,7 +168,15 @@
       </w:r>
       <w:proofErr w:type="spellEnd"/>
       <w:r>
-        <w:t xml:space="preserve"> research. The presence of redundant peptide sequences which share high similarity creates a risk of introducing bias that results in overfitting and leads to false performance improvements. Model development requires  to perform dataset curation and validation processes which should be completed before </w:t>
+        <w:t xml:space="preserve"> research. The presence of redundant peptide sequences which share high similarity creates a risk of introducing bias that results in overfitting and leads to false performance improvements. Model development </w:t>
+      </w:r>
+      <w:proofErr w:type="gramStart"/>
+      <w:r>
+        <w:t>requires  to</w:t>
+      </w:r>
+      <w:proofErr w:type="gramEnd"/>
+      <w:r>
+        <w:t xml:space="preserve"> perform dataset curation and validation processes which should be completed before </w:t>
       </w:r>
       <w:r>
         <w:t>starting the work.</w:t>
@@ -378,7 +386,15 @@
     </w:p>
     <w:p>
       <w:r>
-        <w:t xml:space="preserve">The study focused on standard amino acid sequences which led to the  excluding all peptides that contained chemical modifications. </w:t>
+        <w:t xml:space="preserve">The study focused on standard amino acid sequences which led to </w:t>
+      </w:r>
+      <w:proofErr w:type="gramStart"/>
+      <w:r>
+        <w:t>the  excluding</w:t>
+      </w:r>
+      <w:proofErr w:type="gramEnd"/>
+      <w:r>
+        <w:t xml:space="preserve"> all peptides that contained chemical modifications. </w:t>
       </w:r>
       <w:r>
         <w:t>We</w:t>
@@ -3463,7 +3479,16 @@
           <w:color w:val="000000" w:themeColor="text1"/>
           <w:shd w:val="clear" w:color="auto" w:fill="FFFFFF"/>
         </w:rPr>
-        <w:t>created an epitope dataset which consists of high-quality data through their use of validated sequences from IEDB</w:t>
+        <w:t xml:space="preserve">created an epitope dataset which consists of high-quality data through their use of validated sequences from </w:t>
+      </w:r>
+      <w:proofErr w:type="gramStart"/>
+      <w:r>
+        <w:rPr>
+          <w:rFonts w:ascii="Arial" w:hAnsi="Arial" w:cs="Arial"/>
+          <w:color w:val="000000" w:themeColor="text1"/>
+          <w:shd w:val="clear" w:color="auto" w:fill="FFFFFF"/>
+        </w:rPr>
+        <w:t>IEDB</w:t>
       </w:r>
       <w:r>
         <w:rPr>
@@ -3489,13 +3514,23 @@
         </w:rPr>
         <w:t>We</w:t>
       </w:r>
-      <w:r>
-        <w:rPr>
-          <w:rFonts w:ascii="Arial" w:hAnsi="Arial" w:cs="Arial"/>
-          <w:color w:val="000000" w:themeColor="text1"/>
-          <w:shd w:val="clear" w:color="auto" w:fill="FFFFFF"/>
-        </w:rPr>
-        <w:t xml:space="preserve"> applied strict filtering criteria to maintain biological relevance while  remov</w:t>
+      <w:proofErr w:type="gramEnd"/>
+      <w:r>
+        <w:rPr>
+          <w:rFonts w:ascii="Arial" w:hAnsi="Arial" w:cs="Arial"/>
+          <w:color w:val="000000" w:themeColor="text1"/>
+          <w:shd w:val="clear" w:color="auto" w:fill="FFFFFF"/>
+        </w:rPr>
+        <w:t xml:space="preserve"> applied strict filtering criteria to maintain biological relevance </w:t>
+      </w:r>
+      <w:proofErr w:type="gramStart"/>
+      <w:r>
+        <w:rPr>
+          <w:rFonts w:ascii="Arial" w:hAnsi="Arial" w:cs="Arial"/>
+          <w:color w:val="000000" w:themeColor="text1"/>
+          <w:shd w:val="clear" w:color="auto" w:fill="FFFFFF"/>
+        </w:rPr>
+        <w:t>while  remov</w:t>
       </w:r>
       <w:r>
         <w:rPr>
@@ -3505,6 +3540,7 @@
         </w:rPr>
         <w:t>ing</w:t>
       </w:r>
+      <w:proofErr w:type="gramEnd"/>
       <w:r>
         <w:rPr>
           <w:rFonts w:ascii="Arial" w:hAnsi="Arial" w:cs="Arial"/>
@@ -3545,13 +3581,23 @@
         </w:rPr>
         <w:t xml:space="preserve">rtificial negative samples </w:t>
       </w:r>
-      <w:r>
-        <w:rPr>
-          <w:rFonts w:ascii="Arial" w:hAnsi="Arial" w:cs="Arial"/>
-          <w:color w:val="000000" w:themeColor="text1"/>
-          <w:shd w:val="clear" w:color="auto" w:fill="FFFFFF"/>
-        </w:rPr>
-        <w:t xml:space="preserve">are also been created </w:t>
+      <w:proofErr w:type="gramStart"/>
+      <w:r>
+        <w:rPr>
+          <w:rFonts w:ascii="Arial" w:hAnsi="Arial" w:cs="Arial"/>
+          <w:color w:val="000000" w:themeColor="text1"/>
+          <w:shd w:val="clear" w:color="auto" w:fill="FFFFFF"/>
+        </w:rPr>
+        <w:t>are also been</w:t>
+      </w:r>
+      <w:proofErr w:type="gramEnd"/>
+      <w:r>
+        <w:rPr>
+          <w:rFonts w:ascii="Arial" w:hAnsi="Arial" w:cs="Arial"/>
+          <w:color w:val="000000" w:themeColor="text1"/>
+          <w:shd w:val="clear" w:color="auto" w:fill="FFFFFF"/>
+        </w:rPr>
+        <w:t xml:space="preserve"> created </w:t>
       </w:r>
       <w:r>
         <w:rPr>
@@ -3932,15 +3978,6 @@
       </w:pPr>
       <w:r>
         <w:rPr>
-          <w:rFonts w:ascii="Segoe UI Emoji" w:hAnsi="Segoe UI Emoji" w:cs="Segoe UI Emoji"/>
-          <w:color w:val="000000" w:themeColor="text1"/>
-          <w:shd w:val="clear" w:color="auto" w:fill="FFFFFF"/>
-          <w:lang w:val="en-IN"/>
-        </w:rPr>
-        <w:t>🔹</w:t>
-      </w:r>
-      <w:r>
-        <w:rPr>
           <w:rFonts w:ascii="Arial" w:hAnsi="Arial" w:cs="Arial"/>
           <w:color w:val="000000" w:themeColor="text1"/>
           <w:shd w:val="clear" w:color="auto" w:fill="FFFFFF"/>
@@ -3970,15 +4007,6 @@
       </w:pPr>
       <w:r>
         <w:rPr>
-          <w:rFonts w:ascii="Segoe UI Emoji" w:hAnsi="Segoe UI Emoji" w:cs="Segoe UI Emoji"/>
-          <w:color w:val="000000" w:themeColor="text1"/>
-          <w:shd w:val="clear" w:color="auto" w:fill="FFFFFF"/>
-          <w:lang w:val="en-IN"/>
-        </w:rPr>
-        <w:t>🔹</w:t>
-      </w:r>
-      <w:r>
-        <w:rPr>
           <w:rFonts w:ascii="Arial" w:hAnsi="Arial" w:cs="Arial"/>
           <w:color w:val="000000" w:themeColor="text1"/>
           <w:shd w:val="clear" w:color="auto" w:fill="FFFFFF"/>
@@ -4008,15 +4036,6 @@
       </w:pPr>
       <w:r>
         <w:rPr>
-          <w:rFonts w:ascii="Segoe UI Emoji" w:hAnsi="Segoe UI Emoji" w:cs="Segoe UI Emoji"/>
-          <w:color w:val="000000" w:themeColor="text1"/>
-          <w:shd w:val="clear" w:color="auto" w:fill="FFFFFF"/>
-          <w:lang w:val="en-IN"/>
-        </w:rPr>
-        <w:t>🔹</w:t>
-      </w:r>
-      <w:r>
-        <w:rPr>
           <w:rFonts w:ascii="Arial" w:hAnsi="Arial" w:cs="Arial"/>
           <w:color w:val="000000" w:themeColor="text1"/>
           <w:shd w:val="clear" w:color="auto" w:fill="FFFFFF"/>
@@ -4051,16 +4070,16 @@
           <w:shd w:val="clear" w:color="auto" w:fill="FFFFFF"/>
           <w:lang w:val="en-IN"/>
         </w:rPr>
-        <w:t>🔹</w:t>
-      </w:r>
-      <w:r>
-        <w:rPr>
-          <w:rFonts w:ascii="Arial" w:hAnsi="Arial" w:cs="Arial"/>
-          <w:color w:val="000000" w:themeColor="text1"/>
-          <w:shd w:val="clear" w:color="auto" w:fill="FFFFFF"/>
-          <w:lang w:val="en-IN"/>
-        </w:rPr>
-        <w:t xml:space="preserve"> Simple but powerful baseline biological signal</w:t>
+        <w:t xml:space="preserve"> </w:t>
+      </w:r>
+      <w:r>
+        <w:rPr>
+          <w:rFonts w:ascii="Arial" w:hAnsi="Arial" w:cs="Arial"/>
+          <w:color w:val="000000" w:themeColor="text1"/>
+          <w:shd w:val="clear" w:color="auto" w:fill="FFFFFF"/>
+          <w:lang w:val="en-IN"/>
+        </w:rPr>
+        <w:t>Simple but powerful baseline biological signal</w:t>
       </w:r>
       <w:r>
         <w:rPr>
@@ -5482,15 +5501,6 @@
       </w:pPr>
       <w:r>
         <w:rPr>
-          <w:rFonts w:ascii="Segoe UI Emoji" w:hAnsi="Segoe UI Emoji" w:cs="Segoe UI Emoji"/>
-          <w:color w:val="000000" w:themeColor="text1"/>
-          <w:shd w:val="clear" w:color="auto" w:fill="FFFFFF"/>
-          <w:lang w:val="en-IN"/>
-        </w:rPr>
-        <w:t>🔹</w:t>
-      </w:r>
-      <w:r>
-        <w:rPr>
           <w:rFonts w:ascii="Arial" w:hAnsi="Arial" w:cs="Arial"/>
           <w:color w:val="000000" w:themeColor="text1"/>
           <w:shd w:val="clear" w:color="auto" w:fill="FFFFFF"/>
@@ -5579,15 +5589,6 @@
       </w:pPr>
       <w:r>
         <w:rPr>
-          <w:rFonts w:ascii="Segoe UI Emoji" w:hAnsi="Segoe UI Emoji" w:cs="Segoe UI Emoji"/>
-          <w:color w:val="000000" w:themeColor="text1"/>
-          <w:shd w:val="clear" w:color="auto" w:fill="FFFFFF"/>
-          <w:lang w:val="en-IN"/>
-        </w:rPr>
-        <w:t>🔹</w:t>
-      </w:r>
-      <w:r>
-        <w:rPr>
           <w:rFonts w:ascii="Arial" w:hAnsi="Arial" w:cs="Arial"/>
           <w:color w:val="000000" w:themeColor="text1"/>
           <w:shd w:val="clear" w:color="auto" w:fill="FFFFFF"/>
@@ -5956,157 +5957,141 @@
     </w:p>
     <w:p>
       <w:pPr>
-        <w:rPr>
-          <w:rFonts w:ascii="Arial" w:hAnsi="Arial" w:cs="Arial"/>
-          <w:color w:val="000000" w:themeColor="text1"/>
-          <w:shd w:val="clear" w:color="auto" w:fill="FFFFFF"/>
-          <w:lang w:val="en-IN"/>
-        </w:rPr>
-      </w:pPr>
-      <w:r>
-        <w:rPr>
-          <w:rFonts w:ascii="Segoe UI Emoji" w:hAnsi="Segoe UI Emoji" w:cs="Segoe UI Emoji"/>
-          <w:color w:val="000000" w:themeColor="text1"/>
-          <w:shd w:val="clear" w:color="auto" w:fill="FFFFFF"/>
-          <w:lang w:val="en-IN"/>
-        </w:rPr>
-        <w:t>🔹</w:t>
-      </w:r>
-      <w:r>
-        <w:rPr>
-          <w:rFonts w:ascii="Arial" w:hAnsi="Arial" w:cs="Arial"/>
-          <w:color w:val="000000" w:themeColor="text1"/>
-          <w:shd w:val="clear" w:color="auto" w:fill="FFFFFF"/>
-          <w:lang w:val="en-IN"/>
-        </w:rPr>
-        <w:t xml:space="preserve"> Captures biological context beyond simple composition</w:t>
-      </w:r>
-      <w:r>
-        <w:rPr>
-          <w:rFonts w:ascii="Arial" w:hAnsi="Arial" w:cs="Arial"/>
-          <w:color w:val="000000" w:themeColor="text1"/>
-          <w:shd w:val="clear" w:color="auto" w:fill="FFFFFF"/>
-          <w:lang w:val="en-IN"/>
-        </w:rPr>
-        <w:br/>
-      </w:r>
-      <w:r>
-        <w:rPr>
-          <w:rFonts w:ascii="Segoe UI Emoji" w:hAnsi="Segoe UI Emoji" w:cs="Segoe UI Emoji"/>
-          <w:color w:val="000000" w:themeColor="text1"/>
-          <w:shd w:val="clear" w:color="auto" w:fill="FFFFFF"/>
-          <w:lang w:val="en-IN"/>
-        </w:rPr>
-        <w:t>🔹</w:t>
-      </w:r>
-      <w:r>
-        <w:rPr>
-          <w:rFonts w:ascii="Arial" w:hAnsi="Arial" w:cs="Arial"/>
-          <w:color w:val="000000" w:themeColor="text1"/>
-          <w:shd w:val="clear" w:color="auto" w:fill="FFFFFF"/>
-          <w:lang w:val="en-IN"/>
-        </w:rPr>
-        <w:t xml:space="preserve"> Learns hidden sequence motifs linked to antigenicity</w:t>
-      </w:r>
-      <w:r>
-        <w:rPr>
-          <w:rFonts w:ascii="Arial" w:hAnsi="Arial" w:cs="Arial"/>
-          <w:color w:val="000000" w:themeColor="text1"/>
-          <w:shd w:val="clear" w:color="auto" w:fill="FFFFFF"/>
-          <w:lang w:val="en-IN"/>
-        </w:rPr>
-        <w:br/>
-      </w:r>
-      <w:r>
-        <w:rPr>
-          <w:rFonts w:ascii="Segoe UI Emoji" w:hAnsi="Segoe UI Emoji" w:cs="Segoe UI Emoji"/>
-          <w:color w:val="000000" w:themeColor="text1"/>
-          <w:shd w:val="clear" w:color="auto" w:fill="FFFFFF"/>
-          <w:lang w:val="en-IN"/>
-        </w:rPr>
-        <w:t>🔹</w:t>
-      </w:r>
-      <w:r>
-        <w:rPr>
-          <w:rFonts w:ascii="Arial" w:hAnsi="Arial" w:cs="Arial"/>
-          <w:color w:val="000000" w:themeColor="text1"/>
-          <w:shd w:val="clear" w:color="auto" w:fill="FFFFFF"/>
-          <w:lang w:val="en-IN"/>
-        </w:rPr>
-        <w:t xml:space="preserve"> Models evolutionary constraints</w:t>
-      </w:r>
-      <w:r>
-        <w:rPr>
-          <w:rFonts w:ascii="Arial" w:hAnsi="Arial" w:cs="Arial"/>
-          <w:color w:val="000000" w:themeColor="text1"/>
-          <w:shd w:val="clear" w:color="auto" w:fill="FFFFFF"/>
-          <w:lang w:val="en-IN"/>
-        </w:rPr>
-        <w:br/>
-      </w:r>
-      <w:r>
-        <w:rPr>
-          <w:rFonts w:ascii="Segoe UI Emoji" w:hAnsi="Segoe UI Emoji" w:cs="Segoe UI Emoji"/>
+        <w:pStyle w:val="ListParagraph"/>
+        <w:numPr>
+          <w:ilvl w:val="0"/>
+          <w:numId w:val="31"/>
+        </w:numPr>
+        <w:rPr>
+          <w:rFonts w:ascii="Arial" w:hAnsi="Arial" w:cs="Arial"/>
+          <w:color w:val="000000" w:themeColor="text1"/>
+          <w:shd w:val="clear" w:color="auto" w:fill="FFFFFF"/>
+          <w:lang w:val="en-IN"/>
+        </w:rPr>
+      </w:pPr>
+      <w:r>
+        <w:rPr>
+          <w:rFonts w:ascii="Arial" w:hAnsi="Arial" w:cs="Arial"/>
+          <w:color w:val="000000" w:themeColor="text1"/>
+          <w:shd w:val="clear" w:color="auto" w:fill="FFFFFF"/>
+          <w:lang w:val="en-IN"/>
+        </w:rPr>
+        <w:t>Captures biological context beyond simple composition</w:t>
+      </w:r>
+    </w:p>
+    <w:p>
+      <w:pPr>
+        <w:pStyle w:val="ListParagraph"/>
+        <w:numPr>
+          <w:ilvl w:val="0"/>
+          <w:numId w:val="31"/>
+        </w:numPr>
+        <w:rPr>
+          <w:rFonts w:ascii="Arial" w:hAnsi="Arial" w:cs="Arial"/>
+          <w:color w:val="000000" w:themeColor="text1"/>
+          <w:shd w:val="clear" w:color="auto" w:fill="FFFFFF"/>
+          <w:lang w:val="en-IN"/>
+        </w:rPr>
+      </w:pPr>
+      <w:r>
+        <w:rPr>
+          <w:rFonts w:ascii="Arial" w:hAnsi="Arial" w:cs="Arial"/>
+          <w:color w:val="000000" w:themeColor="text1"/>
+          <w:shd w:val="clear" w:color="auto" w:fill="FFFFFF"/>
+          <w:lang w:val="en-IN"/>
+        </w:rPr>
+        <w:t>Learns hidden sequence motifs linked to antigenicity</w:t>
+      </w:r>
+    </w:p>
+    <w:p>
+      <w:pPr>
+        <w:pStyle w:val="ListParagraph"/>
+        <w:numPr>
+          <w:ilvl w:val="0"/>
+          <w:numId w:val="31"/>
+        </w:numPr>
+        <w:rPr>
+          <w:rFonts w:ascii="Arial" w:hAnsi="Arial" w:cs="Arial"/>
+          <w:color w:val="000000" w:themeColor="text1"/>
+          <w:shd w:val="clear" w:color="auto" w:fill="FFFFFF"/>
+          <w:lang w:val="en-IN"/>
+        </w:rPr>
+      </w:pPr>
+      <w:r>
+        <w:rPr>
+          <w:rFonts w:ascii="Arial" w:hAnsi="Arial" w:cs="Arial"/>
+          <w:color w:val="000000" w:themeColor="text1"/>
+          <w:shd w:val="clear" w:color="auto" w:fill="FFFFFF"/>
+          <w:lang w:val="en-IN"/>
+        </w:rPr>
+        <w:t>Models evolutionary constraints</w:t>
+      </w:r>
+    </w:p>
+    <w:p>
+      <w:pPr>
+        <w:pStyle w:val="ListParagraph"/>
+        <w:numPr>
+          <w:ilvl w:val="0"/>
+          <w:numId w:val="31"/>
+        </w:numPr>
+        <w:rPr>
+          <w:rFonts w:ascii="Arial" w:hAnsi="Arial" w:cs="Arial"/>
+          <w:color w:val="000000" w:themeColor="text1"/>
+          <w:shd w:val="clear" w:color="auto" w:fill="FFFFFF"/>
+          <w:lang w:val="en-IN"/>
+        </w:rPr>
+      </w:pPr>
+      <w:r>
+        <w:rPr>
+          <w:rFonts w:ascii="Arial" w:hAnsi="Arial" w:cs="Arial"/>
+          <w:color w:val="000000" w:themeColor="text1"/>
+          <w:shd w:val="clear" w:color="auto" w:fill="FFFFFF"/>
+          <w:lang w:val="en-IN"/>
+        </w:rPr>
+        <w:t>Encodes structural tendencies</w:t>
+      </w:r>
+    </w:p>
+    <w:p>
+      <w:pPr>
+        <w:pStyle w:val="ListParagraph"/>
+        <w:numPr>
+          <w:ilvl w:val="0"/>
+          <w:numId w:val="31"/>
+        </w:numPr>
+        <w:rPr>
+          <w:rFonts w:ascii="Arial" w:hAnsi="Arial" w:cs="Arial"/>
+          <w:color w:val="000000" w:themeColor="text1"/>
+          <w:shd w:val="clear" w:color="auto" w:fill="FFFFFF"/>
+          <w:lang w:val="en-IN"/>
+        </w:rPr>
+      </w:pPr>
+      <w:r>
+        <w:rPr>
+          <w:rFonts w:ascii="Arial" w:hAnsi="Arial" w:cs="Arial"/>
+          <w:color w:val="000000" w:themeColor="text1"/>
+          <w:shd w:val="clear" w:color="auto" w:fill="FFFFFF"/>
+          <w:lang w:val="en-IN"/>
+        </w:rPr>
+        <w:t>Provides contextual residue relationships</w:t>
+      </w:r>
+    </w:p>
+    <w:p>
+      <w:pPr>
+        <w:rPr>
+          <w:rFonts w:ascii="Arial" w:hAnsi="Arial" w:cs="Arial"/>
+          <w:color w:val="000000" w:themeColor="text1"/>
+          <w:shd w:val="clear" w:color="auto" w:fill="FFFFFF"/>
+          <w:lang w:val="en-IN"/>
+        </w:rPr>
+      </w:pPr>
+      <w:r>
+        <w:rPr>
+          <w:rFonts w:ascii="Arial" w:hAnsi="Arial" w:cs="Arial"/>
           <w:color w:val="000000" w:themeColor="text1"/>
           <w:shd w:val="clear" w:color="auto" w:fill="FFFFFF"/>
           <w:lang w:val="en-IN"/>
         </w:rPr>
         <w:lastRenderedPageBreak/>
-        <w:t>🔹</w:t>
-      </w:r>
-      <w:r>
-        <w:rPr>
-          <w:rFonts w:ascii="Arial" w:hAnsi="Arial" w:cs="Arial"/>
-          <w:color w:val="000000" w:themeColor="text1"/>
-          <w:shd w:val="clear" w:color="auto" w:fill="FFFFFF"/>
-          <w:lang w:val="en-IN"/>
-        </w:rPr>
-        <w:t xml:space="preserve"> Encodes structural tendencies</w:t>
-      </w:r>
-      <w:r>
-        <w:rPr>
-          <w:rFonts w:ascii="Arial" w:hAnsi="Arial" w:cs="Arial"/>
-          <w:color w:val="000000" w:themeColor="text1"/>
-          <w:shd w:val="clear" w:color="auto" w:fill="FFFFFF"/>
-          <w:lang w:val="en-IN"/>
-        </w:rPr>
-        <w:br/>
-      </w:r>
-      <w:r>
-        <w:rPr>
-          <w:rFonts w:ascii="Segoe UI Emoji" w:hAnsi="Segoe UI Emoji" w:cs="Segoe UI Emoji"/>
-          <w:color w:val="000000" w:themeColor="text1"/>
-          <w:shd w:val="clear" w:color="auto" w:fill="FFFFFF"/>
-          <w:lang w:val="en-IN"/>
-        </w:rPr>
-        <w:t>🔹</w:t>
-      </w:r>
-      <w:r>
-        <w:rPr>
-          <w:rFonts w:ascii="Arial" w:hAnsi="Arial" w:cs="Arial"/>
-          <w:color w:val="000000" w:themeColor="text1"/>
-          <w:shd w:val="clear" w:color="auto" w:fill="FFFFFF"/>
-          <w:lang w:val="en-IN"/>
-        </w:rPr>
-        <w:t xml:space="preserve"> Provides contextual residue relationships</w:t>
-      </w:r>
-    </w:p>
-    <w:p>
-      <w:pPr>
-        <w:rPr>
-          <w:rFonts w:ascii="Arial" w:hAnsi="Arial" w:cs="Arial"/>
-          <w:color w:val="000000" w:themeColor="text1"/>
-          <w:shd w:val="clear" w:color="auto" w:fill="FFFFFF"/>
-          <w:lang w:val="en-IN"/>
-        </w:rPr>
-      </w:pPr>
-      <w:r>
-        <w:rPr>
-          <w:rFonts w:ascii="Arial" w:hAnsi="Arial" w:cs="Arial"/>
-          <w:color w:val="000000" w:themeColor="text1"/>
-          <w:shd w:val="clear" w:color="auto" w:fill="FFFFFF"/>
-          <w:lang w:val="en-IN"/>
-        </w:rPr>
         <w:t>AAC sees counts.</w:t>
       </w:r>
       <w:r>
@@ -6805,6 +6790,119 @@
     </w:lvl>
   </w:abstractNum>
   <w:abstractNum w:abstractNumId="3" w15:restartNumberingAfterBreak="0">
+    <w:nsid w:val="1BC75C3C"/>
+    <w:multiLevelType w:val="hybridMultilevel"/>
+    <w:tmpl w:val="544C8032"/>
+    <w:lvl w:ilvl="0" w:tplc="04090001">
+      <w:start w:val="1"/>
+      <w:numFmt w:val="bullet"/>
+      <w:lvlText w:val=""/>
+      <w:lvlJc w:val="left"/>
+      <w:pPr>
+        <w:ind w:left="773" w:hanging="360"/>
+      </w:pPr>
+      <w:rPr>
+        <w:rFonts w:ascii="Symbol" w:hAnsi="Symbol" w:hint="default"/>
+      </w:rPr>
+    </w:lvl>
+    <w:lvl w:ilvl="1" w:tplc="04090003" w:tentative="1">
+      <w:start w:val="1"/>
+      <w:numFmt w:val="bullet"/>
+      <w:lvlText w:val="o"/>
+      <w:lvlJc w:val="left"/>
+      <w:pPr>
+        <w:ind w:left="1493" w:hanging="360"/>
+      </w:pPr>
+      <w:rPr>
+        <w:rFonts w:ascii="Courier New" w:hAnsi="Courier New" w:cs="Courier New" w:hint="default"/>
+      </w:rPr>
+    </w:lvl>
+    <w:lvl w:ilvl="2" w:tplc="04090005" w:tentative="1">
+      <w:start w:val="1"/>
+      <w:numFmt w:val="bullet"/>
+      <w:lvlText w:val=""/>
+      <w:lvlJc w:val="left"/>
+      <w:pPr>
+        <w:ind w:left="2213" w:hanging="360"/>
+      </w:pPr>
+      <w:rPr>
+        <w:rFonts w:ascii="Wingdings" w:hAnsi="Wingdings" w:hint="default"/>
+      </w:rPr>
+    </w:lvl>
+    <w:lvl w:ilvl="3" w:tplc="04090001" w:tentative="1">
+      <w:start w:val="1"/>
+      <w:numFmt w:val="bullet"/>
+      <w:lvlText w:val=""/>
+      <w:lvlJc w:val="left"/>
+      <w:pPr>
+        <w:ind w:left="2933" w:hanging="360"/>
+      </w:pPr>
+      <w:rPr>
+        <w:rFonts w:ascii="Symbol" w:hAnsi="Symbol" w:hint="default"/>
+      </w:rPr>
+    </w:lvl>
+    <w:lvl w:ilvl="4" w:tplc="04090003" w:tentative="1">
+      <w:start w:val="1"/>
+      <w:numFmt w:val="bullet"/>
+      <w:lvlText w:val="o"/>
+      <w:lvlJc w:val="left"/>
+      <w:pPr>
+        <w:ind w:left="3653" w:hanging="360"/>
+      </w:pPr>
+      <w:rPr>
+        <w:rFonts w:ascii="Courier New" w:hAnsi="Courier New" w:cs="Courier New" w:hint="default"/>
+      </w:rPr>
+    </w:lvl>
+    <w:lvl w:ilvl="5" w:tplc="04090005" w:tentative="1">
+      <w:start w:val="1"/>
+      <w:numFmt w:val="bullet"/>
+      <w:lvlText w:val=""/>
+      <w:lvlJc w:val="left"/>
+      <w:pPr>
+        <w:ind w:left="4373" w:hanging="360"/>
+      </w:pPr>
+      <w:rPr>
+        <w:rFonts w:ascii="Wingdings" w:hAnsi="Wingdings" w:hint="default"/>
+      </w:rPr>
+    </w:lvl>
+    <w:lvl w:ilvl="6" w:tplc="04090001" w:tentative="1">
+      <w:start w:val="1"/>
+      <w:numFmt w:val="bullet"/>
+      <w:lvlText w:val=""/>
+      <w:lvlJc w:val="left"/>
+      <w:pPr>
+        <w:ind w:left="5093" w:hanging="360"/>
+      </w:pPr>
+      <w:rPr>
+        <w:rFonts w:ascii="Symbol" w:hAnsi="Symbol" w:hint="default"/>
+      </w:rPr>
+    </w:lvl>
+    <w:lvl w:ilvl="7" w:tplc="04090003" w:tentative="1">
+      <w:start w:val="1"/>
+      <w:numFmt w:val="bullet"/>
+      <w:lvlText w:val="o"/>
+      <w:lvlJc w:val="left"/>
+      <w:pPr>
+        <w:ind w:left="5813" w:hanging="360"/>
+      </w:pPr>
+      <w:rPr>
+        <w:rFonts w:ascii="Courier New" w:hAnsi="Courier New" w:cs="Courier New" w:hint="default"/>
+      </w:rPr>
+    </w:lvl>
+    <w:lvl w:ilvl="8" w:tplc="04090005" w:tentative="1">
+      <w:start w:val="1"/>
+      <w:numFmt w:val="bullet"/>
+      <w:lvlText w:val=""/>
+      <w:lvlJc w:val="left"/>
+      <w:pPr>
+        <w:ind w:left="6533" w:hanging="360"/>
+      </w:pPr>
+      <w:rPr>
+        <w:rFonts w:ascii="Wingdings" w:hAnsi="Wingdings" w:hint="default"/>
+      </w:rPr>
+    </w:lvl>
+  </w:abstractNum>
+  <w:abstractNum w:abstractNumId="4" w15:restartNumberingAfterBreak="0">
     <w:nsid w:val="226F258C"/>
     <w:multiLevelType w:val="multilevel"/>
     <w:tmpl w:val="2A7085AC"/>
@@ -6953,7 +7051,7 @@
       </w:rPr>
     </w:lvl>
   </w:abstractNum>
-  <w:abstractNum w:abstractNumId="4" w15:restartNumberingAfterBreak="0">
+  <w:abstractNum w:abstractNumId="5" w15:restartNumberingAfterBreak="0">
     <w:nsid w:val="267A5FF3"/>
     <w:multiLevelType w:val="multilevel"/>
     <w:tmpl w:val="73AAC2FE"/>
@@ -7102,7 +7200,7 @@
       </w:rPr>
     </w:lvl>
   </w:abstractNum>
-  <w:abstractNum w:abstractNumId="5" w15:restartNumberingAfterBreak="0">
+  <w:abstractNum w:abstractNumId="6" w15:restartNumberingAfterBreak="0">
     <w:nsid w:val="275802F0"/>
     <w:multiLevelType w:val="multilevel"/>
     <w:tmpl w:val="B85C566A"/>
@@ -7251,7 +7349,7 @@
       </w:rPr>
     </w:lvl>
   </w:abstractNum>
-  <w:abstractNum w:abstractNumId="6" w15:restartNumberingAfterBreak="0">
+  <w:abstractNum w:abstractNumId="7" w15:restartNumberingAfterBreak="0">
     <w:nsid w:val="288D5A4B"/>
     <w:multiLevelType w:val="multilevel"/>
     <w:tmpl w:val="5E1496C0"/>
@@ -7400,7 +7498,7 @@
       </w:rPr>
     </w:lvl>
   </w:abstractNum>
-  <w:abstractNum w:abstractNumId="7" w15:restartNumberingAfterBreak="0">
+  <w:abstractNum w:abstractNumId="8" w15:restartNumberingAfterBreak="0">
     <w:nsid w:val="2C5B62D4"/>
     <w:multiLevelType w:val="multilevel"/>
     <w:tmpl w:val="5A96C502"/>
@@ -7549,7 +7647,7 @@
       </w:rPr>
     </w:lvl>
   </w:abstractNum>
-  <w:abstractNum w:abstractNumId="8" w15:restartNumberingAfterBreak="0">
+  <w:abstractNum w:abstractNumId="9" w15:restartNumberingAfterBreak="0">
     <w:nsid w:val="38E577B5"/>
     <w:multiLevelType w:val="multilevel"/>
     <w:tmpl w:val="6358AE14"/>
@@ -7698,7 +7796,7 @@
       </w:rPr>
     </w:lvl>
   </w:abstractNum>
-  <w:abstractNum w:abstractNumId="9" w15:restartNumberingAfterBreak="0">
+  <w:abstractNum w:abstractNumId="10" w15:restartNumberingAfterBreak="0">
     <w:nsid w:val="3FE754ED"/>
     <w:multiLevelType w:val="multilevel"/>
     <w:tmpl w:val="C3B6A410"/>
@@ -7847,7 +7945,7 @@
       </w:rPr>
     </w:lvl>
   </w:abstractNum>
-  <w:abstractNum w:abstractNumId="10" w15:restartNumberingAfterBreak="0">
+  <w:abstractNum w:abstractNumId="11" w15:restartNumberingAfterBreak="0">
     <w:nsid w:val="461A03FF"/>
     <w:multiLevelType w:val="multilevel"/>
     <w:tmpl w:val="E6A4AE74"/>
@@ -7996,7 +8094,7 @@
       </w:rPr>
     </w:lvl>
   </w:abstractNum>
-  <w:abstractNum w:abstractNumId="11" w15:restartNumberingAfterBreak="0">
+  <w:abstractNum w:abstractNumId="12" w15:restartNumberingAfterBreak="0">
     <w:nsid w:val="46451276"/>
     <w:multiLevelType w:val="multilevel"/>
     <w:tmpl w:val="EBBE8788"/>
@@ -8145,7 +8243,7 @@
       </w:rPr>
     </w:lvl>
   </w:abstractNum>
-  <w:abstractNum w:abstractNumId="12" w15:restartNumberingAfterBreak="0">
+  <w:abstractNum w:abstractNumId="13" w15:restartNumberingAfterBreak="0">
     <w:nsid w:val="469D2CF9"/>
     <w:multiLevelType w:val="multilevel"/>
     <w:tmpl w:val="FB44262E"/>
@@ -8294,7 +8392,7 @@
       </w:rPr>
     </w:lvl>
   </w:abstractNum>
-  <w:abstractNum w:abstractNumId="13" w15:restartNumberingAfterBreak="0">
+  <w:abstractNum w:abstractNumId="14" w15:restartNumberingAfterBreak="0">
     <w:nsid w:val="46B71309"/>
     <w:multiLevelType w:val="hybridMultilevel"/>
     <w:tmpl w:val="E656FB84"/>
@@ -8407,7 +8505,7 @@
       </w:rPr>
     </w:lvl>
   </w:abstractNum>
-  <w:abstractNum w:abstractNumId="14" w15:restartNumberingAfterBreak="0">
+  <w:abstractNum w:abstractNumId="15" w15:restartNumberingAfterBreak="0">
     <w:nsid w:val="47356E1D"/>
     <w:multiLevelType w:val="multilevel"/>
     <w:tmpl w:val="45DC746E"/>
@@ -8556,7 +8654,7 @@
       </w:rPr>
     </w:lvl>
   </w:abstractNum>
-  <w:abstractNum w:abstractNumId="15" w15:restartNumberingAfterBreak="0">
+  <w:abstractNum w:abstractNumId="16" w15:restartNumberingAfterBreak="0">
     <w:nsid w:val="48C74DA5"/>
     <w:multiLevelType w:val="multilevel"/>
     <w:tmpl w:val="EFB6C8B8"/>
@@ -8705,7 +8803,7 @@
       </w:rPr>
     </w:lvl>
   </w:abstractNum>
-  <w:abstractNum w:abstractNumId="16" w15:restartNumberingAfterBreak="0">
+  <w:abstractNum w:abstractNumId="17" w15:restartNumberingAfterBreak="0">
     <w:nsid w:val="4FCC115E"/>
     <w:multiLevelType w:val="hybridMultilevel"/>
     <w:tmpl w:val="01740DE6"/>
@@ -8818,7 +8916,7 @@
       </w:rPr>
     </w:lvl>
   </w:abstractNum>
-  <w:abstractNum w:abstractNumId="17" w15:restartNumberingAfterBreak="0">
+  <w:abstractNum w:abstractNumId="18" w15:restartNumberingAfterBreak="0">
     <w:nsid w:val="51CF285E"/>
     <w:multiLevelType w:val="multilevel"/>
     <w:tmpl w:val="9A7AC4F0"/>
@@ -8967,7 +9065,7 @@
       </w:rPr>
     </w:lvl>
   </w:abstractNum>
-  <w:abstractNum w:abstractNumId="18" w15:restartNumberingAfterBreak="0">
+  <w:abstractNum w:abstractNumId="19" w15:restartNumberingAfterBreak="0">
     <w:nsid w:val="53B22220"/>
     <w:multiLevelType w:val="multilevel"/>
     <w:tmpl w:val="D9680532"/>
@@ -9116,7 +9214,7 @@
       </w:rPr>
     </w:lvl>
   </w:abstractNum>
-  <w:abstractNum w:abstractNumId="19" w15:restartNumberingAfterBreak="0">
+  <w:abstractNum w:abstractNumId="20" w15:restartNumberingAfterBreak="0">
     <w:nsid w:val="55B8399E"/>
     <w:multiLevelType w:val="multilevel"/>
     <w:tmpl w:val="37D08574"/>
@@ -9265,7 +9363,7 @@
       </w:rPr>
     </w:lvl>
   </w:abstractNum>
-  <w:abstractNum w:abstractNumId="20" w15:restartNumberingAfterBreak="0">
+  <w:abstractNum w:abstractNumId="21" w15:restartNumberingAfterBreak="0">
     <w:nsid w:val="658328E3"/>
     <w:multiLevelType w:val="multilevel"/>
     <w:tmpl w:val="6E0A0B32"/>
@@ -9414,7 +9512,7 @@
       </w:rPr>
     </w:lvl>
   </w:abstractNum>
-  <w:abstractNum w:abstractNumId="21" w15:restartNumberingAfterBreak="0">
+  <w:abstractNum w:abstractNumId="22" w15:restartNumberingAfterBreak="0">
     <w:nsid w:val="65F47C4F"/>
     <w:multiLevelType w:val="multilevel"/>
     <w:tmpl w:val="6C42AC02"/>
@@ -9563,7 +9661,7 @@
       </w:rPr>
     </w:lvl>
   </w:abstractNum>
-  <w:abstractNum w:abstractNumId="22" w15:restartNumberingAfterBreak="0">
+  <w:abstractNum w:abstractNumId="23" w15:restartNumberingAfterBreak="0">
     <w:nsid w:val="6C2B7B72"/>
     <w:multiLevelType w:val="hybridMultilevel"/>
     <w:tmpl w:val="4D225E9A"/>
@@ -9676,7 +9774,7 @@
       </w:rPr>
     </w:lvl>
   </w:abstractNum>
-  <w:abstractNum w:abstractNumId="23" w15:restartNumberingAfterBreak="0">
+  <w:abstractNum w:abstractNumId="24" w15:restartNumberingAfterBreak="0">
     <w:nsid w:val="6D1509C5"/>
     <w:multiLevelType w:val="multilevel"/>
     <w:tmpl w:val="02501518"/>
@@ -9825,7 +9923,7 @@
       </w:rPr>
     </w:lvl>
   </w:abstractNum>
-  <w:abstractNum w:abstractNumId="24" w15:restartNumberingAfterBreak="0">
+  <w:abstractNum w:abstractNumId="25" w15:restartNumberingAfterBreak="0">
     <w:nsid w:val="703A1ECD"/>
     <w:multiLevelType w:val="hybridMultilevel"/>
     <w:tmpl w:val="CD6C39E8"/>
@@ -9938,7 +10036,7 @@
       </w:rPr>
     </w:lvl>
   </w:abstractNum>
-  <w:abstractNum w:abstractNumId="25" w15:restartNumberingAfterBreak="0">
+  <w:abstractNum w:abstractNumId="26" w15:restartNumberingAfterBreak="0">
     <w:nsid w:val="726C668C"/>
     <w:multiLevelType w:val="multilevel"/>
     <w:tmpl w:val="A16AF2E2"/>
@@ -10087,7 +10185,7 @@
       </w:rPr>
     </w:lvl>
   </w:abstractNum>
-  <w:abstractNum w:abstractNumId="26" w15:restartNumberingAfterBreak="0">
+  <w:abstractNum w:abstractNumId="27" w15:restartNumberingAfterBreak="0">
     <w:nsid w:val="73821EEA"/>
     <w:multiLevelType w:val="multilevel"/>
     <w:tmpl w:val="793ED944"/>
@@ -10236,7 +10334,7 @@
       </w:rPr>
     </w:lvl>
   </w:abstractNum>
-  <w:abstractNum w:abstractNumId="27" w15:restartNumberingAfterBreak="0">
+  <w:abstractNum w:abstractNumId="28" w15:restartNumberingAfterBreak="0">
     <w:nsid w:val="74082319"/>
     <w:multiLevelType w:val="hybridMultilevel"/>
     <w:tmpl w:val="7CDC6488"/>
@@ -10349,7 +10447,7 @@
       </w:rPr>
     </w:lvl>
   </w:abstractNum>
-  <w:abstractNum w:abstractNumId="28" w15:restartNumberingAfterBreak="0">
+  <w:abstractNum w:abstractNumId="29" w15:restartNumberingAfterBreak="0">
     <w:nsid w:val="76D80AA0"/>
     <w:multiLevelType w:val="multilevel"/>
     <w:tmpl w:val="91841490"/>
@@ -10498,7 +10596,7 @@
       </w:rPr>
     </w:lvl>
   </w:abstractNum>
-  <w:abstractNum w:abstractNumId="29" w15:restartNumberingAfterBreak="0">
+  <w:abstractNum w:abstractNumId="30" w15:restartNumberingAfterBreak="0">
     <w:nsid w:val="7A654504"/>
     <w:multiLevelType w:val="multilevel"/>
     <w:tmpl w:val="C428B1C4"/>
@@ -10648,94 +10746,97 @@
     </w:lvl>
   </w:abstractNum>
   <w:num w:numId="1" w16cid:durableId="222251843">
-    <w:abstractNumId w:val="24"/>
+    <w:abstractNumId w:val="25"/>
   </w:num>
   <w:num w:numId="2" w16cid:durableId="1515147818">
-    <w:abstractNumId w:val="27"/>
+    <w:abstractNumId w:val="28"/>
   </w:num>
   <w:num w:numId="3" w16cid:durableId="999964511">
-    <w:abstractNumId w:val="13"/>
+    <w:abstractNumId w:val="14"/>
   </w:num>
   <w:num w:numId="4" w16cid:durableId="1491405786">
-    <w:abstractNumId w:val="22"/>
+    <w:abstractNumId w:val="23"/>
   </w:num>
   <w:num w:numId="5" w16cid:durableId="2143889682">
-    <w:abstractNumId w:val="16"/>
+    <w:abstractNumId w:val="17"/>
   </w:num>
   <w:num w:numId="6" w16cid:durableId="404425768">
-    <w:abstractNumId w:val="14"/>
+    <w:abstractNumId w:val="15"/>
   </w:num>
   <w:num w:numId="7" w16cid:durableId="1865436291">
-    <w:abstractNumId w:val="11"/>
+    <w:abstractNumId w:val="12"/>
   </w:num>
   <w:num w:numId="8" w16cid:durableId="821699054">
-    <w:abstractNumId w:val="25"/>
+    <w:abstractNumId w:val="26"/>
   </w:num>
   <w:num w:numId="9" w16cid:durableId="1577714421">
-    <w:abstractNumId w:val="20"/>
+    <w:abstractNumId w:val="21"/>
   </w:num>
   <w:num w:numId="10" w16cid:durableId="1128622578">
-    <w:abstractNumId w:val="3"/>
+    <w:abstractNumId w:val="4"/>
   </w:num>
   <w:num w:numId="11" w16cid:durableId="1825119718">
-    <w:abstractNumId w:val="8"/>
+    <w:abstractNumId w:val="9"/>
   </w:num>
   <w:num w:numId="12" w16cid:durableId="1190801035">
-    <w:abstractNumId w:val="5"/>
+    <w:abstractNumId w:val="6"/>
   </w:num>
   <w:num w:numId="13" w16cid:durableId="1056007505">
-    <w:abstractNumId w:val="9"/>
+    <w:abstractNumId w:val="10"/>
   </w:num>
   <w:num w:numId="14" w16cid:durableId="346952840">
     <w:abstractNumId w:val="1"/>
   </w:num>
   <w:num w:numId="15" w16cid:durableId="1624968888">
+    <w:abstractNumId w:val="19"/>
+  </w:num>
+  <w:num w:numId="16" w16cid:durableId="1608006822">
     <w:abstractNumId w:val="18"/>
   </w:num>
-  <w:num w:numId="16" w16cid:durableId="1608006822">
-    <w:abstractNumId w:val="17"/>
-  </w:num>
   <w:num w:numId="17" w16cid:durableId="1097796620">
-    <w:abstractNumId w:val="26"/>
+    <w:abstractNumId w:val="27"/>
   </w:num>
   <w:num w:numId="18" w16cid:durableId="855773526">
-    <w:abstractNumId w:val="7"/>
+    <w:abstractNumId w:val="8"/>
   </w:num>
   <w:num w:numId="19" w16cid:durableId="418521974">
-    <w:abstractNumId w:val="12"/>
+    <w:abstractNumId w:val="13"/>
   </w:num>
   <w:num w:numId="20" w16cid:durableId="2105227195">
     <w:abstractNumId w:val="0"/>
   </w:num>
   <w:num w:numId="21" w16cid:durableId="1679653679">
-    <w:abstractNumId w:val="15"/>
+    <w:abstractNumId w:val="16"/>
   </w:num>
   <w:num w:numId="22" w16cid:durableId="756053667">
-    <w:abstractNumId w:val="29"/>
+    <w:abstractNumId w:val="30"/>
   </w:num>
   <w:num w:numId="23" w16cid:durableId="1948779537">
-    <w:abstractNumId w:val="6"/>
+    <w:abstractNumId w:val="7"/>
   </w:num>
   <w:num w:numId="24" w16cid:durableId="382482868">
     <w:abstractNumId w:val="2"/>
   </w:num>
   <w:num w:numId="25" w16cid:durableId="1226064375">
-    <w:abstractNumId w:val="23"/>
+    <w:abstractNumId w:val="24"/>
   </w:num>
   <w:num w:numId="26" w16cid:durableId="803817228">
-    <w:abstractNumId w:val="21"/>
+    <w:abstractNumId w:val="22"/>
   </w:num>
   <w:num w:numId="27" w16cid:durableId="603726208">
-    <w:abstractNumId w:val="19"/>
+    <w:abstractNumId w:val="20"/>
   </w:num>
   <w:num w:numId="28" w16cid:durableId="625739116">
-    <w:abstractNumId w:val="28"/>
+    <w:abstractNumId w:val="29"/>
   </w:num>
   <w:num w:numId="29" w16cid:durableId="20710967">
-    <w:abstractNumId w:val="4"/>
+    <w:abstractNumId w:val="5"/>
   </w:num>
   <w:num w:numId="30" w16cid:durableId="548884108">
-    <w:abstractNumId w:val="10"/>
+    <w:abstractNumId w:val="11"/>
+  </w:num>
+  <w:num w:numId="31" w16cid:durableId="204605717">
+    <w:abstractNumId w:val="3"/>
   </w:num>
 </w:numbering>
 </file>
@@ -11209,6 +11310,7 @@
   <w:style w:type="character" w:default="1" w:styleId="DefaultParagraphFont">
     <w:name w:val="Default Paragraph Font"/>
     <w:uiPriority w:val="1"/>
+    <w:semiHidden/>
     <w:unhideWhenUsed/>
   </w:style>
   <w:style w:type="table" w:default="1" w:styleId="TableNormal">
